--- a/info_parser_from_docx/information/Calcium.docx
+++ b/info_parser_from_docx/information/Calcium.docx
@@ -45,50 +45,244 @@
           <w:szCs w:val="24"/>
         </w:rPr>
       </w:pPr>
-      <w:r>
-        <w:rPr>
-          <w:rFonts w:ascii="Arial" w:hAnsi="Arial" w:cs="Arial"/>
-          <w:sz w:val="24"/>
-          <w:szCs w:val="24"/>
-        </w:rPr>
-        <w:t>Täglich abgedeckt 762 mg</w:t>
-      </w:r>
-    </w:p>
-    <w:p>
-      <w:pPr>
-        <w:rPr>
-          <w:rFonts w:ascii="Arial" w:hAnsi="Arial" w:cs="Arial"/>
-          <w:sz w:val="24"/>
-          <w:szCs w:val="24"/>
-        </w:rPr>
-      </w:pPr>
-    </w:p>
-    <w:p>
-      <w:pPr>
-        <w:rPr>
-          <w:rFonts w:ascii="Arial" w:hAnsi="Arial" w:cs="Arial"/>
-          <w:sz w:val="24"/>
-          <w:szCs w:val="24"/>
-          <w:lang w:val="en-GB"/>
-        </w:rPr>
-      </w:pPr>
-      <w:proofErr w:type="spellStart"/>
-      <w:r>
-        <w:rPr>
-          <w:rFonts w:ascii="Arial" w:hAnsi="Arial" w:cs="Arial"/>
-          <w:sz w:val="24"/>
-          <w:szCs w:val="24"/>
-          <w:lang w:val="en-GB"/>
-        </w:rPr>
-        <w:t>Banane</w:t>
-      </w:r>
-      <w:proofErr w:type="spellEnd"/>
-      <w:r>
-        <w:rPr>
-          <w:rFonts w:ascii="Arial" w:hAnsi="Arial" w:cs="Arial"/>
-          <w:sz w:val="24"/>
-          <w:szCs w:val="24"/>
-          <w:lang w:val="en-GB"/>
+    </w:p>
+    <w:p>
+      <w:pPr>
+        <w:rPr>
+          <w:rFonts w:ascii="Arial" w:hAnsi="Arial" w:cs="Arial"/>
+          <w:sz w:val="24"/>
+          <w:szCs w:val="24"/>
+        </w:rPr>
+      </w:pPr>
+      <w:r>
+        <w:rPr>
+          <w:rFonts w:ascii="Arial" w:hAnsi="Arial" w:cs="Arial"/>
+          <w:sz w:val="24"/>
+          <w:szCs w:val="24"/>
+        </w:rPr>
+        <w:t xml:space="preserve">Honigmelone 100 g </w:t>
+      </w:r>
+      <w:r>
+        <w:rPr>
+          <w:rFonts w:ascii="Arial" w:hAnsi="Arial" w:cs="Arial"/>
+          <w:sz w:val="24"/>
+          <w:szCs w:val="24"/>
+        </w:rPr>
+        <w:t>14 mg</w:t>
+      </w:r>
+    </w:p>
+    <w:p>
+      <w:pPr>
+        <w:rPr>
+          <w:rFonts w:ascii="Arial" w:hAnsi="Arial" w:cs="Arial"/>
+          <w:sz w:val="24"/>
+          <w:szCs w:val="24"/>
+        </w:rPr>
+      </w:pPr>
+      <w:r>
+        <w:rPr>
+          <w:rFonts w:ascii="Arial" w:hAnsi="Arial" w:cs="Arial"/>
+          <w:sz w:val="24"/>
+          <w:szCs w:val="24"/>
+        </w:rPr>
+        <w:t>Parboiledreisgegart 360 g</w:t>
+      </w:r>
+      <w:r>
+        <w:rPr>
+          <w:rFonts w:ascii="Arial" w:hAnsi="Arial" w:cs="Arial"/>
+          <w:sz w:val="24"/>
+          <w:szCs w:val="24"/>
+        </w:rPr>
+        <w:t xml:space="preserve"> 32 mg</w:t>
+      </w:r>
+    </w:p>
+    <w:p>
+      <w:pPr>
+        <w:rPr>
+          <w:rFonts w:ascii="Arial" w:hAnsi="Arial" w:cs="Arial"/>
+          <w:sz w:val="24"/>
+          <w:szCs w:val="24"/>
+        </w:rPr>
+      </w:pPr>
+      <w:r>
+        <w:rPr>
+          <w:rFonts w:ascii="Arial" w:hAnsi="Arial" w:cs="Arial"/>
+          <w:sz w:val="24"/>
+          <w:szCs w:val="24"/>
+        </w:rPr>
+        <w:t>Haferflocken 15 g</w:t>
+      </w:r>
+      <w:r>
+        <w:rPr>
+          <w:rFonts w:ascii="Arial" w:hAnsi="Arial" w:cs="Arial"/>
+          <w:sz w:val="24"/>
+          <w:szCs w:val="24"/>
+        </w:rPr>
+        <w:t xml:space="preserve"> 2 mg</w:t>
+      </w:r>
+    </w:p>
+    <w:p>
+      <w:pPr>
+        <w:rPr>
+          <w:rFonts w:ascii="Arial" w:hAnsi="Arial" w:cs="Arial"/>
+          <w:sz w:val="24"/>
+          <w:szCs w:val="24"/>
+        </w:rPr>
+      </w:pPr>
+      <w:r>
+        <w:rPr>
+          <w:rFonts w:ascii="Arial" w:hAnsi="Arial" w:cs="Arial"/>
+          <w:sz w:val="24"/>
+          <w:szCs w:val="24"/>
+        </w:rPr>
+        <w:t xml:space="preserve">Butterkäse 36 g </w:t>
+      </w:r>
+      <w:r>
+        <w:rPr>
+          <w:rFonts w:ascii="Arial" w:hAnsi="Arial" w:cs="Arial"/>
+          <w:sz w:val="24"/>
+          <w:szCs w:val="24"/>
+        </w:rPr>
+        <w:t>270 mg</w:t>
+      </w:r>
+    </w:p>
+    <w:p>
+      <w:pPr>
+        <w:rPr>
+          <w:rFonts w:ascii="Arial" w:hAnsi="Arial" w:cs="Arial"/>
+          <w:sz w:val="24"/>
+          <w:szCs w:val="24"/>
+        </w:rPr>
+      </w:pPr>
+      <w:r>
+        <w:rPr>
+          <w:rFonts w:ascii="Arial" w:hAnsi="Arial" w:cs="Arial"/>
+          <w:sz w:val="24"/>
+          <w:szCs w:val="24"/>
+        </w:rPr>
+        <w:t>Süßrahmb</w:t>
+      </w:r>
+      <w:r>
+        <w:rPr>
+          <w:rFonts w:ascii="Arial" w:hAnsi="Arial" w:cs="Arial"/>
+          <w:sz w:val="24"/>
+          <w:szCs w:val="24"/>
+        </w:rPr>
+        <w:t xml:space="preserve">utter 10 g </w:t>
+      </w:r>
+      <w:r>
+        <w:rPr>
+          <w:rFonts w:ascii="Arial" w:hAnsi="Arial" w:cs="Arial"/>
+          <w:sz w:val="24"/>
+          <w:szCs w:val="24"/>
+        </w:rPr>
+        <w:t>2 mg</w:t>
+      </w:r>
+    </w:p>
+    <w:p>
+      <w:pPr>
+        <w:rPr>
+          <w:rFonts w:ascii="Arial" w:hAnsi="Arial" w:cs="Arial"/>
+          <w:sz w:val="24"/>
+          <w:szCs w:val="24"/>
+        </w:rPr>
+      </w:pPr>
+      <w:r>
+        <w:rPr>
+          <w:rFonts w:ascii="Arial" w:hAnsi="Arial" w:cs="Arial"/>
+          <w:sz w:val="24"/>
+          <w:szCs w:val="24"/>
+        </w:rPr>
+        <w:t xml:space="preserve">Brokkoligegart 100 g </w:t>
+      </w:r>
+      <w:r>
+        <w:rPr>
+          <w:rFonts w:ascii="Arial" w:hAnsi="Arial" w:cs="Arial"/>
+          <w:sz w:val="24"/>
+          <w:szCs w:val="24"/>
+        </w:rPr>
+        <w:t>112 mg</w:t>
+      </w:r>
+    </w:p>
+    <w:p>
+      <w:pPr>
+        <w:rPr>
+          <w:rFonts w:ascii="Arial" w:hAnsi="Arial" w:cs="Arial"/>
+          <w:sz w:val="24"/>
+          <w:szCs w:val="24"/>
+        </w:rPr>
+      </w:pPr>
+      <w:r>
+        <w:rPr>
+          <w:rFonts w:ascii="Arial" w:hAnsi="Arial" w:cs="Arial"/>
+          <w:sz w:val="24"/>
+          <w:szCs w:val="24"/>
+        </w:rPr>
+        <w:t xml:space="preserve">Blumenkohlgegart 100 g </w:t>
+      </w:r>
+      <w:r>
+        <w:rPr>
+          <w:rFonts w:ascii="Arial" w:hAnsi="Arial" w:cs="Arial"/>
+          <w:sz w:val="24"/>
+          <w:szCs w:val="24"/>
+        </w:rPr>
+        <w:t>22 mg</w:t>
+      </w:r>
+    </w:p>
+    <w:p>
+      <w:pPr>
+        <w:rPr>
+          <w:rFonts w:ascii="Arial" w:hAnsi="Arial" w:cs="Arial"/>
+          <w:sz w:val="24"/>
+          <w:szCs w:val="24"/>
+        </w:rPr>
+      </w:pPr>
+      <w:r>
+        <w:rPr>
+          <w:rFonts w:ascii="Arial" w:hAnsi="Arial" w:cs="Arial"/>
+          <w:sz w:val="24"/>
+          <w:szCs w:val="24"/>
+        </w:rPr>
+        <w:t xml:space="preserve">Möhregegart 100 g </w:t>
+      </w:r>
+      <w:r>
+        <w:rPr>
+          <w:rFonts w:ascii="Arial" w:hAnsi="Arial" w:cs="Arial"/>
+          <w:sz w:val="24"/>
+          <w:szCs w:val="24"/>
+        </w:rPr>
+        <w:t>21 mg</w:t>
+      </w:r>
+    </w:p>
+    <w:p>
+      <w:pPr>
+        <w:rPr>
+          <w:rFonts w:ascii="Arial" w:hAnsi="Arial" w:cs="Arial"/>
+          <w:sz w:val="24"/>
+          <w:szCs w:val="24"/>
+        </w:rPr>
+      </w:pPr>
+      <w:r>
+        <w:rPr>
+          <w:rFonts w:ascii="Arial" w:hAnsi="Arial" w:cs="Arial"/>
+          <w:sz w:val="24"/>
+          <w:szCs w:val="24"/>
+        </w:rPr>
+        <w:t>Pastinake</w:t>
+      </w:r>
+      <w:r>
+        <w:rPr>
+          <w:rFonts w:ascii="Arial" w:hAnsi="Arial" w:cs="Arial"/>
+          <w:sz w:val="24"/>
+          <w:szCs w:val="24"/>
+        </w:rPr>
+        <w:t>gegart</w:t>
+      </w:r>
+      <w:r>
+        <w:rPr>
+          <w:rFonts w:ascii="Arial" w:hAnsi="Arial" w:cs="Arial"/>
+          <w:sz w:val="24"/>
+          <w:szCs w:val="24"/>
         </w:rPr>
         <w:t xml:space="preserve"> 100 g </w:t>
       </w:r>
@@ -97,37 +291,39 @@
           <w:rFonts w:ascii="Arial" w:hAnsi="Arial" w:cs="Arial"/>
           <w:sz w:val="24"/>
           <w:szCs w:val="24"/>
-          <w:lang w:val="en-GB"/>
-        </w:rPr>
-        <w:t>9 mg</w:t>
-      </w:r>
-    </w:p>
-    <w:p>
-      <w:pPr>
-        <w:rPr>
-          <w:rFonts w:ascii="Arial" w:hAnsi="Arial" w:cs="Arial"/>
-          <w:sz w:val="24"/>
-          <w:szCs w:val="24"/>
-          <w:lang w:val="en-GB"/>
-        </w:rPr>
-      </w:pPr>
-      <w:proofErr w:type="spellStart"/>
-      <w:r>
-        <w:rPr>
-          <w:rFonts w:ascii="Arial" w:hAnsi="Arial" w:cs="Arial"/>
-          <w:sz w:val="24"/>
-          <w:szCs w:val="24"/>
-          <w:lang w:val="en-GB"/>
-        </w:rPr>
-        <w:t>Honigmelone</w:t>
-      </w:r>
-      <w:proofErr w:type="spellEnd"/>
-      <w:r>
-        <w:rPr>
-          <w:rFonts w:ascii="Arial" w:hAnsi="Arial" w:cs="Arial"/>
-          <w:sz w:val="24"/>
-          <w:szCs w:val="24"/>
-          <w:lang w:val="en-GB"/>
+        </w:rPr>
+        <w:t>44 mg</w:t>
+      </w:r>
+    </w:p>
+    <w:p>
+      <w:pPr>
+        <w:rPr>
+          <w:rFonts w:ascii="Arial" w:hAnsi="Arial" w:cs="Arial"/>
+          <w:sz w:val="24"/>
+          <w:szCs w:val="24"/>
+        </w:rPr>
+      </w:pPr>
+      <w:r>
+        <w:rPr>
+          <w:rFonts w:ascii="Arial" w:hAnsi="Arial" w:cs="Arial"/>
+          <w:sz w:val="24"/>
+          <w:szCs w:val="24"/>
+        </w:rPr>
+        <w:t>Hokkaidokürbis</w:t>
+      </w:r>
+      <w:r>
+        <w:rPr>
+          <w:rFonts w:ascii="Arial" w:hAnsi="Arial" w:cs="Arial"/>
+          <w:sz w:val="24"/>
+          <w:szCs w:val="24"/>
+        </w:rPr>
+        <w:t>gegart</w:t>
+      </w:r>
+      <w:r>
+        <w:rPr>
+          <w:rFonts w:ascii="Arial" w:hAnsi="Arial" w:cs="Arial"/>
+          <w:sz w:val="24"/>
+          <w:szCs w:val="24"/>
         </w:rPr>
         <w:t xml:space="preserve"> 100 g </w:t>
       </w:r>
@@ -136,156 +332,346 @@
           <w:rFonts w:ascii="Arial" w:hAnsi="Arial" w:cs="Arial"/>
           <w:sz w:val="24"/>
           <w:szCs w:val="24"/>
-          <w:lang w:val="en-GB"/>
-        </w:rPr>
-        <w:t>14 mg</w:t>
-      </w:r>
-    </w:p>
-    <w:p>
-      <w:pPr>
-        <w:rPr>
-          <w:rFonts w:ascii="Arial" w:hAnsi="Arial" w:cs="Arial"/>
-          <w:sz w:val="24"/>
-          <w:szCs w:val="24"/>
-        </w:rPr>
-      </w:pPr>
-      <w:proofErr w:type="spellStart"/>
-      <w:r>
-        <w:rPr>
-          <w:rFonts w:ascii="Arial" w:hAnsi="Arial" w:cs="Arial"/>
-          <w:sz w:val="24"/>
-          <w:szCs w:val="24"/>
-        </w:rPr>
-        <w:t>Parboiledreisgegart</w:t>
-      </w:r>
-      <w:proofErr w:type="spellEnd"/>
-      <w:r>
-        <w:rPr>
-          <w:rFonts w:ascii="Arial" w:hAnsi="Arial" w:cs="Arial"/>
-          <w:sz w:val="24"/>
-          <w:szCs w:val="24"/>
-        </w:rPr>
-        <w:t xml:space="preserve"> 360 g</w:t>
-      </w:r>
-      <w:r>
-        <w:rPr>
-          <w:rFonts w:ascii="Arial" w:hAnsi="Arial" w:cs="Arial"/>
-          <w:sz w:val="24"/>
-          <w:szCs w:val="24"/>
-        </w:rPr>
-        <w:t xml:space="preserve"> 32 mg</w:t>
-      </w:r>
-    </w:p>
-    <w:p>
-      <w:pPr>
-        <w:rPr>
-          <w:rFonts w:ascii="Arial" w:hAnsi="Arial" w:cs="Arial"/>
-          <w:sz w:val="24"/>
-          <w:szCs w:val="24"/>
-        </w:rPr>
-      </w:pPr>
-      <w:r>
-        <w:rPr>
-          <w:rFonts w:ascii="Arial" w:hAnsi="Arial" w:cs="Arial"/>
-          <w:sz w:val="24"/>
-          <w:szCs w:val="24"/>
-        </w:rPr>
-        <w:t>Haferflocken 15 g</w:t>
-      </w:r>
-      <w:r>
-        <w:rPr>
-          <w:rFonts w:ascii="Arial" w:hAnsi="Arial" w:cs="Arial"/>
-          <w:sz w:val="24"/>
-          <w:szCs w:val="24"/>
-        </w:rPr>
-        <w:t xml:space="preserve"> 2 mg</w:t>
-      </w:r>
-    </w:p>
-    <w:p>
-      <w:pPr>
-        <w:rPr>
-          <w:rFonts w:ascii="Arial" w:hAnsi="Arial" w:cs="Arial"/>
-          <w:sz w:val="24"/>
-          <w:szCs w:val="24"/>
-        </w:rPr>
-      </w:pPr>
-      <w:r>
-        <w:rPr>
-          <w:rFonts w:ascii="Arial" w:hAnsi="Arial" w:cs="Arial"/>
-          <w:sz w:val="24"/>
-          <w:szCs w:val="24"/>
-        </w:rPr>
-        <w:t xml:space="preserve">Butterkäse 36 g </w:t>
-      </w:r>
-      <w:r>
-        <w:rPr>
-          <w:rFonts w:ascii="Arial" w:hAnsi="Arial" w:cs="Arial"/>
-          <w:sz w:val="24"/>
-          <w:szCs w:val="24"/>
-        </w:rPr>
-        <w:t>270 mg</w:t>
-      </w:r>
-    </w:p>
-    <w:p>
-      <w:pPr>
-        <w:rPr>
-          <w:rFonts w:ascii="Arial" w:hAnsi="Arial" w:cs="Arial"/>
-          <w:sz w:val="24"/>
-          <w:szCs w:val="24"/>
-        </w:rPr>
-      </w:pPr>
-      <w:r>
-        <w:rPr>
-          <w:rFonts w:ascii="Arial" w:hAnsi="Arial" w:cs="Arial"/>
-          <w:sz w:val="24"/>
-          <w:szCs w:val="24"/>
-        </w:rPr>
-        <w:t>Süßrahmb</w:t>
-      </w:r>
-      <w:r>
-        <w:rPr>
-          <w:rFonts w:ascii="Arial" w:hAnsi="Arial" w:cs="Arial"/>
-          <w:sz w:val="24"/>
-          <w:szCs w:val="24"/>
-        </w:rPr>
-        <w:t xml:space="preserve">utter 10 g </w:t>
-      </w:r>
-      <w:r>
-        <w:rPr>
-          <w:rFonts w:ascii="Arial" w:hAnsi="Arial" w:cs="Arial"/>
-          <w:sz w:val="24"/>
-          <w:szCs w:val="24"/>
-        </w:rPr>
-        <w:t>2 mg</w:t>
-      </w:r>
-    </w:p>
-    <w:p>
-      <w:pPr>
-        <w:rPr>
-          <w:rFonts w:ascii="Arial" w:hAnsi="Arial" w:cs="Arial"/>
-          <w:sz w:val="24"/>
-          <w:szCs w:val="24"/>
-        </w:rPr>
-      </w:pPr>
-    </w:p>
-    <w:p>
-      <w:pPr>
-        <w:rPr>
-          <w:rFonts w:ascii="Arial" w:hAnsi="Arial" w:cs="Arial"/>
-          <w:sz w:val="24"/>
-          <w:szCs w:val="24"/>
-        </w:rPr>
-      </w:pPr>
-      <w:proofErr w:type="spellStart"/>
-      <w:r>
-        <w:rPr>
-          <w:rFonts w:ascii="Arial" w:hAnsi="Arial" w:cs="Arial"/>
-          <w:sz w:val="24"/>
-          <w:szCs w:val="24"/>
-        </w:rPr>
-        <w:t>Brokkoligegart</w:t>
-      </w:r>
-      <w:proofErr w:type="spellEnd"/>
+        </w:rPr>
+        <w:t>29 mg</w:t>
+      </w:r>
+    </w:p>
+    <w:p>
+      <w:pPr>
+        <w:rPr>
+          <w:rFonts w:ascii="Arial" w:hAnsi="Arial" w:cs="Arial"/>
+          <w:sz w:val="24"/>
+          <w:szCs w:val="24"/>
+        </w:rPr>
+      </w:pPr>
+      <w:r>
+        <w:rPr>
+          <w:rFonts w:ascii="Arial" w:hAnsi="Arial" w:cs="Arial"/>
+          <w:sz w:val="24"/>
+          <w:szCs w:val="24"/>
+        </w:rPr>
+        <w:t>Eisbergsalat</w:t>
+      </w:r>
+      <w:r>
+        <w:rPr>
+          <w:rFonts w:ascii="Arial" w:hAnsi="Arial" w:cs="Arial"/>
+          <w:sz w:val="24"/>
+          <w:szCs w:val="24"/>
+        </w:rPr>
+        <w:t>gegart</w:t>
+      </w:r>
+      <w:r>
+        <w:rPr>
+          <w:rFonts w:ascii="Arial" w:hAnsi="Arial" w:cs="Arial"/>
+          <w:sz w:val="24"/>
+          <w:szCs w:val="24"/>
+        </w:rPr>
+        <w:t xml:space="preserve"> 50 g </w:t>
+      </w:r>
+      <w:r>
+        <w:rPr>
+          <w:rFonts w:ascii="Arial" w:hAnsi="Arial" w:cs="Arial"/>
+          <w:sz w:val="24"/>
+          <w:szCs w:val="24"/>
+        </w:rPr>
+        <w:t>10 mg</w:t>
+      </w:r>
+    </w:p>
+    <w:p>
+      <w:pPr>
+        <w:rPr>
+          <w:rFonts w:ascii="Arial" w:hAnsi="Arial" w:cs="Arial"/>
+          <w:sz w:val="24"/>
+          <w:szCs w:val="24"/>
+        </w:rPr>
+      </w:pPr>
+      <w:r>
+        <w:rPr>
+          <w:rFonts w:ascii="Arial" w:hAnsi="Arial" w:cs="Arial"/>
+          <w:sz w:val="24"/>
+          <w:szCs w:val="24"/>
+        </w:rPr>
+        <w:t>Süßkartoffel</w:t>
+      </w:r>
+      <w:r>
+        <w:rPr>
+          <w:rFonts w:ascii="Arial" w:hAnsi="Arial" w:cs="Arial"/>
+          <w:sz w:val="24"/>
+          <w:szCs w:val="24"/>
+        </w:rPr>
+        <w:t>gegart</w:t>
+      </w:r>
+      <w:r>
+        <w:rPr>
+          <w:rFonts w:ascii="Arial" w:hAnsi="Arial" w:cs="Arial"/>
+          <w:sz w:val="24"/>
+          <w:szCs w:val="24"/>
+        </w:rPr>
+        <w:t xml:space="preserve"> 100 g</w:t>
+      </w:r>
+      <w:r>
+        <w:rPr>
+          <w:rFonts w:ascii="Arial" w:hAnsi="Arial" w:cs="Arial"/>
+          <w:sz w:val="24"/>
+          <w:szCs w:val="24"/>
+        </w:rPr>
+        <w:t xml:space="preserve"> 22 mg</w:t>
+      </w:r>
+    </w:p>
+    <w:p>
+      <w:pPr>
+        <w:rPr>
+          <w:rFonts w:ascii="Arial" w:hAnsi="Arial" w:cs="Arial"/>
+          <w:sz w:val="24"/>
+          <w:szCs w:val="24"/>
+        </w:rPr>
+      </w:pPr>
+      <w:r>
+        <w:rPr>
+          <w:rFonts w:ascii="Arial" w:hAnsi="Arial" w:cs="Arial"/>
+          <w:sz w:val="24"/>
+          <w:szCs w:val="24"/>
+        </w:rPr>
+        <w:t>Rapsöl 5 g</w:t>
+      </w:r>
+      <w:r>
+        <w:rPr>
+          <w:rFonts w:ascii="Arial" w:hAnsi="Arial" w:cs="Arial"/>
+          <w:sz w:val="24"/>
+          <w:szCs w:val="24"/>
+        </w:rPr>
+        <w:t xml:space="preserve"> 0,05 mg</w:t>
+      </w:r>
+    </w:p>
+    <w:p>
+      <w:pPr>
+        <w:rPr>
+          <w:rFonts w:ascii="Arial" w:hAnsi="Arial" w:cs="Arial"/>
+          <w:sz w:val="24"/>
+          <w:szCs w:val="24"/>
+        </w:rPr>
+      </w:pPr>
+      <w:r>
+        <w:rPr>
+          <w:rFonts w:ascii="Arial" w:hAnsi="Arial" w:cs="Arial"/>
+          <w:sz w:val="24"/>
+          <w:szCs w:val="24"/>
+        </w:rPr>
+        <w:t>Olivenöl 5 g</w:t>
+      </w:r>
+      <w:r>
+        <w:rPr>
+          <w:rFonts w:ascii="Arial" w:hAnsi="Arial" w:cs="Arial"/>
+          <w:sz w:val="24"/>
+          <w:szCs w:val="24"/>
+        </w:rPr>
+        <w:t xml:space="preserve"> 0,05 mg</w:t>
+      </w:r>
+    </w:p>
+    <w:p>
+      <w:pPr>
+        <w:rPr>
+          <w:rFonts w:ascii="Arial" w:hAnsi="Arial" w:cs="Arial"/>
+          <w:sz w:val="24"/>
+          <w:szCs w:val="24"/>
+        </w:rPr>
+      </w:pPr>
+      <w:r>
+        <w:rPr>
+          <w:rFonts w:ascii="Arial" w:hAnsi="Arial" w:cs="Arial"/>
+          <w:sz w:val="24"/>
+          <w:szCs w:val="24"/>
+        </w:rPr>
+        <w:t>Hirse</w:t>
+      </w:r>
+      <w:r>
+        <w:rPr>
+          <w:rFonts w:ascii="Arial" w:hAnsi="Arial" w:cs="Arial"/>
+          <w:sz w:val="24"/>
+          <w:szCs w:val="24"/>
+        </w:rPr>
+        <w:t>gegart</w:t>
+      </w:r>
+      <w:r>
+        <w:rPr>
+          <w:rFonts w:ascii="Arial" w:hAnsi="Arial" w:cs="Arial"/>
+          <w:sz w:val="24"/>
+          <w:szCs w:val="24"/>
+        </w:rPr>
+        <w:t xml:space="preserve"> 400</w:t>
+      </w:r>
+      <w:r>
+        <w:rPr>
+          <w:rFonts w:ascii="Arial" w:hAnsi="Arial" w:cs="Arial"/>
+          <w:sz w:val="24"/>
+          <w:szCs w:val="24"/>
+        </w:rPr>
+        <w:t xml:space="preserve"> </w:t>
+      </w:r>
+      <w:r>
+        <w:rPr>
+          <w:rFonts w:ascii="Arial" w:hAnsi="Arial" w:cs="Arial"/>
+          <w:sz w:val="24"/>
+          <w:szCs w:val="24"/>
+        </w:rPr>
+        <w:t>g</w:t>
+      </w:r>
+      <w:r>
+        <w:rPr>
+          <w:rFonts w:ascii="Arial" w:hAnsi="Arial" w:cs="Arial"/>
+          <w:sz w:val="24"/>
+          <w:szCs w:val="24"/>
+        </w:rPr>
+        <w:t xml:space="preserve"> 16 mg</w:t>
+      </w:r>
+    </w:p>
+    <w:p>
+      <w:pPr>
+        <w:rPr>
+          <w:rFonts w:ascii="Arial" w:hAnsi="Arial" w:cs="Arial"/>
+          <w:sz w:val="24"/>
+          <w:szCs w:val="24"/>
+        </w:rPr>
+      </w:pPr>
+      <w:r>
+        <w:rPr>
+          <w:rFonts w:ascii="Arial" w:hAnsi="Arial" w:cs="Arial"/>
+          <w:sz w:val="24"/>
+          <w:szCs w:val="24"/>
+        </w:rPr>
+        <w:t>Quin</w:t>
+      </w:r>
+      <w:r>
+        <w:rPr>
+          <w:rFonts w:ascii="Arial" w:hAnsi="Arial" w:cs="Arial"/>
+          <w:sz w:val="24"/>
+          <w:szCs w:val="24"/>
+        </w:rPr>
+        <w:t>oa</w:t>
+      </w:r>
+      <w:r>
+        <w:rPr>
+          <w:rFonts w:ascii="Arial" w:hAnsi="Arial" w:cs="Arial"/>
+          <w:sz w:val="24"/>
+          <w:szCs w:val="24"/>
+        </w:rPr>
+        <w:t>gegart</w:t>
+      </w:r>
+      <w:r>
+        <w:rPr>
+          <w:rFonts w:ascii="Arial" w:hAnsi="Arial" w:cs="Arial"/>
+          <w:sz w:val="24"/>
+          <w:szCs w:val="24"/>
+        </w:rPr>
+        <w:t xml:space="preserve"> 390 g 94 mg</w:t>
+      </w:r>
+    </w:p>
+    <w:p>
+      <w:pPr>
+        <w:rPr>
+          <w:rFonts w:ascii="Arial" w:hAnsi="Arial" w:cs="Arial"/>
+          <w:sz w:val="24"/>
+          <w:szCs w:val="24"/>
+        </w:rPr>
+      </w:pPr>
+      <w:r>
+        <w:rPr>
+          <w:rFonts w:ascii="Arial" w:hAnsi="Arial" w:cs="Arial"/>
+          <w:sz w:val="24"/>
+          <w:szCs w:val="24"/>
+        </w:rPr>
+        <w:t>Kartoffeln</w:t>
+      </w:r>
+      <w:r>
+        <w:rPr>
+          <w:rFonts w:ascii="Arial" w:hAnsi="Arial" w:cs="Arial"/>
+          <w:sz w:val="24"/>
+          <w:szCs w:val="24"/>
+        </w:rPr>
+        <w:t>gegart</w:t>
+      </w:r>
+      <w:r>
+        <w:rPr>
+          <w:rFonts w:ascii="Arial" w:hAnsi="Arial" w:cs="Arial"/>
+          <w:sz w:val="24"/>
+          <w:szCs w:val="24"/>
+        </w:rPr>
+        <w:t xml:space="preserve"> 400 </w:t>
+      </w:r>
+      <w:r>
+        <w:rPr>
+          <w:rFonts w:ascii="Arial" w:hAnsi="Arial" w:cs="Arial"/>
+          <w:sz w:val="24"/>
+          <w:szCs w:val="24"/>
+        </w:rPr>
+        <w:t>g 36 mg</w:t>
+      </w:r>
+    </w:p>
+    <w:p>
+      <w:pPr>
+        <w:rPr>
+          <w:rFonts w:ascii="Arial" w:hAnsi="Arial" w:cs="Arial"/>
+          <w:sz w:val="24"/>
+          <w:szCs w:val="24"/>
+        </w:rPr>
+      </w:pPr>
+      <w:r>
+        <w:rPr>
+          <w:rFonts w:ascii="Arial" w:hAnsi="Arial" w:cs="Arial"/>
+          <w:sz w:val="24"/>
+          <w:szCs w:val="24"/>
+        </w:rPr>
+        <w:t>Vollkornreis</w:t>
+      </w:r>
+      <w:r>
+        <w:rPr>
+          <w:rFonts w:ascii="Arial" w:hAnsi="Arial" w:cs="Arial"/>
+          <w:sz w:val="24"/>
+          <w:szCs w:val="24"/>
+        </w:rPr>
+        <w:t>gegart</w:t>
+      </w:r>
+      <w:r>
+        <w:rPr>
+          <w:rFonts w:ascii="Arial" w:hAnsi="Arial" w:cs="Arial"/>
+          <w:sz w:val="24"/>
+          <w:szCs w:val="24"/>
+        </w:rPr>
+        <w:t xml:space="preserve"> 245 g </w:t>
+      </w:r>
+      <w:r>
+        <w:rPr>
+          <w:rFonts w:ascii="Arial" w:hAnsi="Arial" w:cs="Arial"/>
+          <w:sz w:val="24"/>
+          <w:szCs w:val="24"/>
+        </w:rPr>
+        <w:t>22 mg</w:t>
+      </w:r>
+    </w:p>
+    <w:p>
+      <w:pPr>
+        <w:rPr>
+          <w:rFonts w:ascii="Arial" w:hAnsi="Arial" w:cs="Arial"/>
+          <w:sz w:val="24"/>
+          <w:szCs w:val="24"/>
+        </w:rPr>
+      </w:pPr>
+      <w:r>
+        <w:rPr>
+          <w:rFonts w:ascii="Arial" w:hAnsi="Arial" w:cs="Arial"/>
+          <w:sz w:val="24"/>
+          <w:szCs w:val="24"/>
+        </w:rPr>
+        <w:t>Hähnchenbrustfilet</w:t>
+      </w:r>
+      <w:r>
+        <w:rPr>
+          <w:rFonts w:ascii="Arial" w:hAnsi="Arial" w:cs="Arial"/>
+          <w:sz w:val="24"/>
+          <w:szCs w:val="24"/>
+        </w:rPr>
+        <w:t>gebraten</w:t>
+      </w:r>
       <w:r>
         <w:rPr>
           <w:rFonts w:ascii="Arial" w:hAnsi="Arial" w:cs="Arial"/>
@@ -300,59 +686,207 @@
           <w:sz w:val="24"/>
           <w:szCs w:val="24"/>
         </w:rPr>
-        <w:t>112 mg</w:t>
-      </w:r>
-    </w:p>
-    <w:p>
-      <w:pPr>
-        <w:rPr>
-          <w:rFonts w:ascii="Arial" w:hAnsi="Arial" w:cs="Arial"/>
-          <w:sz w:val="24"/>
-          <w:szCs w:val="24"/>
-        </w:rPr>
-      </w:pPr>
-      <w:r>
-        <w:rPr>
-          <w:rFonts w:ascii="Arial" w:hAnsi="Arial" w:cs="Arial"/>
-          <w:sz w:val="24"/>
-          <w:szCs w:val="24"/>
-        </w:rPr>
-        <w:t xml:space="preserve">Blumenkohlgegart 100 g </w:t>
-      </w:r>
-      <w:r>
-        <w:rPr>
-          <w:rFonts w:ascii="Arial" w:hAnsi="Arial" w:cs="Arial"/>
-          <w:sz w:val="24"/>
-          <w:szCs w:val="24"/>
-        </w:rPr>
-        <w:t>22 mg</w:t>
-      </w:r>
-    </w:p>
-    <w:p>
-      <w:pPr>
-        <w:rPr>
-          <w:rFonts w:ascii="Arial" w:hAnsi="Arial" w:cs="Arial"/>
-          <w:sz w:val="24"/>
-          <w:szCs w:val="24"/>
-        </w:rPr>
-      </w:pPr>
-      <w:proofErr w:type="spellStart"/>
-      <w:r>
-        <w:rPr>
-          <w:rFonts w:ascii="Arial" w:hAnsi="Arial" w:cs="Arial"/>
-          <w:sz w:val="24"/>
-          <w:szCs w:val="24"/>
-        </w:rPr>
-        <w:t>Möhregegart</w:t>
-      </w:r>
-      <w:proofErr w:type="spellEnd"/>
-      <w:r>
-        <w:rPr>
-          <w:rFonts w:ascii="Arial" w:hAnsi="Arial" w:cs="Arial"/>
-          <w:sz w:val="24"/>
-          <w:szCs w:val="24"/>
-        </w:rPr>
-        <w:t xml:space="preserve"> 100 g </w:t>
+        <w:t>16 mg</w:t>
+      </w:r>
+    </w:p>
+    <w:p>
+      <w:pPr>
+        <w:rPr>
+          <w:rFonts w:ascii="Arial" w:hAnsi="Arial" w:cs="Arial"/>
+          <w:sz w:val="24"/>
+          <w:szCs w:val="24"/>
+        </w:rPr>
+      </w:pPr>
+      <w:r>
+        <w:rPr>
+          <w:rFonts w:ascii="Arial" w:hAnsi="Arial" w:cs="Arial"/>
+          <w:sz w:val="24"/>
+          <w:szCs w:val="24"/>
+        </w:rPr>
+        <w:t xml:space="preserve">Lachsgekocht 120 g </w:t>
+      </w:r>
+      <w:r>
+        <w:rPr>
+          <w:rFonts w:ascii="Arial" w:hAnsi="Arial" w:cs="Arial"/>
+          <w:sz w:val="24"/>
+          <w:szCs w:val="24"/>
+        </w:rPr>
+        <w:t>20 mg</w:t>
+      </w:r>
+    </w:p>
+    <w:p>
+      <w:pPr>
+        <w:rPr>
+          <w:rFonts w:ascii="Arial" w:hAnsi="Arial" w:cs="Arial"/>
+          <w:sz w:val="24"/>
+          <w:szCs w:val="24"/>
+        </w:rPr>
+      </w:pPr>
+      <w:r>
+        <w:rPr>
+          <w:rFonts w:ascii="Arial" w:hAnsi="Arial" w:cs="Arial"/>
+          <w:sz w:val="24"/>
+          <w:szCs w:val="24"/>
+        </w:rPr>
+        <w:t>Eigelb</w:t>
+      </w:r>
+      <w:r>
+        <w:rPr>
+          <w:rFonts w:ascii="Arial" w:hAnsi="Arial" w:cs="Arial"/>
+          <w:sz w:val="24"/>
+          <w:szCs w:val="24"/>
+        </w:rPr>
+        <w:t>gegart</w:t>
+      </w:r>
+      <w:r>
+        <w:rPr>
+          <w:rFonts w:ascii="Arial" w:hAnsi="Arial" w:cs="Arial"/>
+          <w:sz w:val="24"/>
+          <w:szCs w:val="24"/>
+        </w:rPr>
+        <w:t xml:space="preserve"> 20 g </w:t>
+      </w:r>
+      <w:r>
+        <w:rPr>
+          <w:rFonts w:ascii="Arial" w:hAnsi="Arial" w:cs="Arial"/>
+          <w:sz w:val="24"/>
+          <w:szCs w:val="24"/>
+        </w:rPr>
+        <w:t>27 mg</w:t>
+      </w:r>
+    </w:p>
+    <w:p>
+      <w:pPr>
+        <w:rPr>
+          <w:rFonts w:ascii="Arial" w:hAnsi="Arial" w:cs="Arial"/>
+          <w:sz w:val="24"/>
+          <w:szCs w:val="24"/>
+        </w:rPr>
+      </w:pPr>
+      <w:r>
+        <w:rPr>
+          <w:rFonts w:ascii="Arial" w:hAnsi="Arial" w:cs="Arial"/>
+          <w:sz w:val="24"/>
+          <w:szCs w:val="24"/>
+        </w:rPr>
+        <w:t>Joghurt 100 g 130 mg</w:t>
+      </w:r>
+    </w:p>
+    <w:p>
+      <w:pPr>
+        <w:rPr>
+          <w:rFonts w:ascii="Arial" w:hAnsi="Arial" w:cs="Arial"/>
+          <w:sz w:val="24"/>
+          <w:szCs w:val="24"/>
+        </w:rPr>
+      </w:pPr>
+      <w:r>
+        <w:rPr>
+          <w:rFonts w:ascii="Arial" w:hAnsi="Arial" w:cs="Arial"/>
+          <w:sz w:val="24"/>
+          <w:szCs w:val="24"/>
+        </w:rPr>
+        <w:t xml:space="preserve">Macadamianuss 25 g </w:t>
+      </w:r>
+      <w:r>
+        <w:rPr>
+          <w:rFonts w:ascii="Arial" w:hAnsi="Arial" w:cs="Arial"/>
+          <w:sz w:val="24"/>
+          <w:szCs w:val="24"/>
+        </w:rPr>
+        <w:t>12 mg</w:t>
+      </w:r>
+    </w:p>
+    <w:p>
+      <w:pPr>
+        <w:rPr>
+          <w:rFonts w:ascii="Arial" w:hAnsi="Arial" w:cs="Arial"/>
+          <w:sz w:val="24"/>
+          <w:szCs w:val="24"/>
+        </w:rPr>
+      </w:pPr>
+      <w:r>
+        <w:rPr>
+          <w:rFonts w:ascii="Arial" w:hAnsi="Arial" w:cs="Arial"/>
+          <w:sz w:val="24"/>
+          <w:szCs w:val="24"/>
+        </w:rPr>
+        <w:t xml:space="preserve">Kürbiskerne 25 g </w:t>
+      </w:r>
+      <w:r>
+        <w:rPr>
+          <w:rFonts w:ascii="Arial" w:hAnsi="Arial" w:cs="Arial"/>
+          <w:sz w:val="24"/>
+          <w:szCs w:val="24"/>
+        </w:rPr>
+        <w:t>3 mg</w:t>
+      </w:r>
+    </w:p>
+    <w:p>
+      <w:pPr>
+        <w:rPr>
+          <w:rFonts w:ascii="Arial" w:hAnsi="Arial" w:cs="Arial"/>
+          <w:sz w:val="24"/>
+          <w:szCs w:val="24"/>
+        </w:rPr>
+      </w:pPr>
+      <w:r>
+        <w:rPr>
+          <w:rFonts w:ascii="Arial" w:hAnsi="Arial" w:cs="Arial"/>
+          <w:sz w:val="24"/>
+          <w:szCs w:val="24"/>
+        </w:rPr>
+        <w:t xml:space="preserve">Paranuss 4 g </w:t>
+      </w:r>
+      <w:r>
+        <w:rPr>
+          <w:rFonts w:ascii="Arial" w:hAnsi="Arial" w:cs="Arial"/>
+          <w:sz w:val="24"/>
+          <w:szCs w:val="24"/>
+        </w:rPr>
+        <w:t>5 mg</w:t>
+      </w:r>
+    </w:p>
+    <w:p>
+      <w:pPr>
+        <w:rPr>
+          <w:rFonts w:ascii="Arial" w:hAnsi="Arial" w:cs="Arial"/>
+          <w:sz w:val="24"/>
+          <w:szCs w:val="24"/>
+        </w:rPr>
+      </w:pPr>
+      <w:r>
+        <w:rPr>
+          <w:rFonts w:ascii="Arial" w:hAnsi="Arial" w:cs="Arial"/>
+          <w:sz w:val="24"/>
+          <w:szCs w:val="24"/>
+        </w:rPr>
+        <w:t xml:space="preserve">Zucchinigegart 130 g </w:t>
+      </w:r>
+      <w:r>
+        <w:rPr>
+          <w:rFonts w:ascii="Arial" w:hAnsi="Arial" w:cs="Arial"/>
+          <w:sz w:val="24"/>
+          <w:szCs w:val="24"/>
+        </w:rPr>
+        <w:t>42 mg</w:t>
+      </w:r>
+    </w:p>
+    <w:p>
+      <w:pPr>
+        <w:rPr>
+          <w:rFonts w:ascii="Arial" w:hAnsi="Arial" w:cs="Arial"/>
+          <w:sz w:val="24"/>
+          <w:szCs w:val="24"/>
+        </w:rPr>
+      </w:pPr>
+      <w:r>
+        <w:rPr>
+          <w:rFonts w:ascii="Arial" w:hAnsi="Arial" w:cs="Arial"/>
+          <w:sz w:val="24"/>
+          <w:szCs w:val="24"/>
+        </w:rPr>
+        <w:t xml:space="preserve">Gurkegegart 130 g </w:t>
       </w:r>
       <w:r>
         <w:rPr>
@@ -371,265 +905,45 @@
           <w:szCs w:val="24"/>
         </w:rPr>
       </w:pPr>
-      <w:proofErr w:type="spellStart"/>
-      <w:r>
-        <w:rPr>
-          <w:rFonts w:ascii="Arial" w:hAnsi="Arial" w:cs="Arial"/>
-          <w:sz w:val="24"/>
-          <w:szCs w:val="24"/>
-        </w:rPr>
-        <w:t>Pastinake</w:t>
-      </w:r>
-      <w:r>
-        <w:rPr>
-          <w:rFonts w:ascii="Arial" w:hAnsi="Arial" w:cs="Arial"/>
-          <w:sz w:val="24"/>
-          <w:szCs w:val="24"/>
-        </w:rPr>
-        <w:t>gegart</w:t>
-      </w:r>
-      <w:proofErr w:type="spellEnd"/>
-      <w:r>
-        <w:rPr>
-          <w:rFonts w:ascii="Arial" w:hAnsi="Arial" w:cs="Arial"/>
-          <w:sz w:val="24"/>
-          <w:szCs w:val="24"/>
-        </w:rPr>
-        <w:t xml:space="preserve"> 100 g </w:t>
-      </w:r>
-      <w:r>
-        <w:rPr>
-          <w:rFonts w:ascii="Arial" w:hAnsi="Arial" w:cs="Arial"/>
-          <w:sz w:val="24"/>
-          <w:szCs w:val="24"/>
-        </w:rPr>
-        <w:t>44 mg</w:t>
-      </w:r>
-    </w:p>
-    <w:p>
-      <w:pPr>
-        <w:rPr>
-          <w:rFonts w:ascii="Arial" w:hAnsi="Arial" w:cs="Arial"/>
-          <w:sz w:val="24"/>
-          <w:szCs w:val="24"/>
-        </w:rPr>
-      </w:pPr>
-      <w:proofErr w:type="spellStart"/>
-      <w:r>
-        <w:rPr>
-          <w:rFonts w:ascii="Arial" w:hAnsi="Arial" w:cs="Arial"/>
-          <w:sz w:val="24"/>
-          <w:szCs w:val="24"/>
-        </w:rPr>
-        <w:t>Hokkaidokürbis</w:t>
-      </w:r>
-      <w:r>
-        <w:rPr>
-          <w:rFonts w:ascii="Arial" w:hAnsi="Arial" w:cs="Arial"/>
-          <w:sz w:val="24"/>
-          <w:szCs w:val="24"/>
-        </w:rPr>
-        <w:t>gegart</w:t>
-      </w:r>
-      <w:proofErr w:type="spellEnd"/>
-      <w:r>
-        <w:rPr>
-          <w:rFonts w:ascii="Arial" w:hAnsi="Arial" w:cs="Arial"/>
-          <w:sz w:val="24"/>
-          <w:szCs w:val="24"/>
-        </w:rPr>
-        <w:t xml:space="preserve"> 100 g </w:t>
-      </w:r>
-      <w:r>
-        <w:rPr>
-          <w:rFonts w:ascii="Arial" w:hAnsi="Arial" w:cs="Arial"/>
-          <w:sz w:val="24"/>
-          <w:szCs w:val="24"/>
-        </w:rPr>
-        <w:t>29 mg</w:t>
-      </w:r>
-    </w:p>
-    <w:p>
-      <w:pPr>
-        <w:rPr>
-          <w:rFonts w:ascii="Arial" w:hAnsi="Arial" w:cs="Arial"/>
-          <w:sz w:val="24"/>
-          <w:szCs w:val="24"/>
-        </w:rPr>
-      </w:pPr>
-      <w:r>
-        <w:rPr>
-          <w:rFonts w:ascii="Arial" w:hAnsi="Arial" w:cs="Arial"/>
-          <w:sz w:val="24"/>
-          <w:szCs w:val="24"/>
-        </w:rPr>
-        <w:t>Eisbergsalat</w:t>
-      </w:r>
-      <w:r>
-        <w:rPr>
-          <w:rFonts w:ascii="Arial" w:hAnsi="Arial" w:cs="Arial"/>
-          <w:sz w:val="24"/>
-          <w:szCs w:val="24"/>
-        </w:rPr>
-        <w:t>gegart</w:t>
-      </w:r>
-      <w:r>
-        <w:rPr>
-          <w:rFonts w:ascii="Arial" w:hAnsi="Arial" w:cs="Arial"/>
-          <w:sz w:val="24"/>
-          <w:szCs w:val="24"/>
-        </w:rPr>
-        <w:t xml:space="preserve"> 50 g </w:t>
-      </w:r>
-      <w:r>
-        <w:rPr>
-          <w:rFonts w:ascii="Arial" w:hAnsi="Arial" w:cs="Arial"/>
-          <w:sz w:val="24"/>
-          <w:szCs w:val="24"/>
-        </w:rPr>
-        <w:t>10 mg</w:t>
-      </w:r>
-    </w:p>
-    <w:p>
-      <w:pPr>
-        <w:rPr>
-          <w:rFonts w:ascii="Arial" w:hAnsi="Arial" w:cs="Arial"/>
-          <w:sz w:val="24"/>
-          <w:szCs w:val="24"/>
-        </w:rPr>
-      </w:pPr>
-      <w:r>
-        <w:rPr>
-          <w:rFonts w:ascii="Arial" w:hAnsi="Arial" w:cs="Arial"/>
-          <w:sz w:val="24"/>
-          <w:szCs w:val="24"/>
-        </w:rPr>
-        <w:t>Süßkartoffel</w:t>
-      </w:r>
-      <w:r>
-        <w:rPr>
-          <w:rFonts w:ascii="Arial" w:hAnsi="Arial" w:cs="Arial"/>
-          <w:sz w:val="24"/>
-          <w:szCs w:val="24"/>
-        </w:rPr>
-        <w:t>gegart</w:t>
-      </w:r>
-      <w:r>
-        <w:rPr>
-          <w:rFonts w:ascii="Arial" w:hAnsi="Arial" w:cs="Arial"/>
-          <w:sz w:val="24"/>
-          <w:szCs w:val="24"/>
-        </w:rPr>
-        <w:t xml:space="preserve"> 100 g</w:t>
-      </w:r>
-      <w:r>
-        <w:rPr>
-          <w:rFonts w:ascii="Arial" w:hAnsi="Arial" w:cs="Arial"/>
-          <w:sz w:val="24"/>
-          <w:szCs w:val="24"/>
-        </w:rPr>
-        <w:t xml:space="preserve"> 22 mg</w:t>
-      </w:r>
-    </w:p>
-    <w:p>
-      <w:pPr>
-        <w:rPr>
-          <w:rFonts w:ascii="Arial" w:hAnsi="Arial" w:cs="Arial"/>
-          <w:sz w:val="24"/>
-          <w:szCs w:val="24"/>
-        </w:rPr>
-      </w:pPr>
-    </w:p>
-    <w:p>
-      <w:pPr>
-        <w:rPr>
-          <w:rFonts w:ascii="Arial" w:hAnsi="Arial" w:cs="Arial"/>
-          <w:sz w:val="24"/>
-          <w:szCs w:val="24"/>
-        </w:rPr>
-      </w:pPr>
-      <w:r>
-        <w:rPr>
-          <w:rFonts w:ascii="Arial" w:hAnsi="Arial" w:cs="Arial"/>
-          <w:sz w:val="24"/>
-          <w:szCs w:val="24"/>
-        </w:rPr>
-        <w:t>Rapsöl 5 g</w:t>
-      </w:r>
-      <w:r>
-        <w:rPr>
-          <w:rFonts w:ascii="Arial" w:hAnsi="Arial" w:cs="Arial"/>
-          <w:sz w:val="24"/>
-          <w:szCs w:val="24"/>
-        </w:rPr>
-        <w:t xml:space="preserve"> 0,05 mg</w:t>
-      </w:r>
-    </w:p>
-    <w:p>
-      <w:pPr>
-        <w:rPr>
-          <w:rFonts w:ascii="Arial" w:hAnsi="Arial" w:cs="Arial"/>
-          <w:sz w:val="24"/>
-          <w:szCs w:val="24"/>
-        </w:rPr>
-      </w:pPr>
-      <w:r>
-        <w:rPr>
-          <w:rFonts w:ascii="Arial" w:hAnsi="Arial" w:cs="Arial"/>
-          <w:sz w:val="24"/>
-          <w:szCs w:val="24"/>
-        </w:rPr>
-        <w:t>Olivenöl 5 g</w:t>
-      </w:r>
-      <w:r>
-        <w:rPr>
-          <w:rFonts w:ascii="Arial" w:hAnsi="Arial" w:cs="Arial"/>
-          <w:sz w:val="24"/>
-          <w:szCs w:val="24"/>
-        </w:rPr>
-        <w:t xml:space="preserve"> 0,05 mg</w:t>
-      </w:r>
-    </w:p>
-    <w:p>
-      <w:pPr>
-        <w:rPr>
-          <w:rFonts w:ascii="Arial" w:hAnsi="Arial" w:cs="Arial"/>
-          <w:sz w:val="24"/>
-          <w:szCs w:val="24"/>
-        </w:rPr>
-      </w:pPr>
-    </w:p>
-    <w:p>
-      <w:pPr>
-        <w:rPr>
-          <w:rFonts w:ascii="Arial" w:hAnsi="Arial" w:cs="Arial"/>
-          <w:sz w:val="24"/>
-          <w:szCs w:val="24"/>
-        </w:rPr>
-      </w:pPr>
-      <w:r>
-        <w:rPr>
-          <w:rFonts w:ascii="Arial" w:hAnsi="Arial" w:cs="Arial"/>
-          <w:sz w:val="24"/>
-          <w:szCs w:val="24"/>
-        </w:rPr>
-        <w:t>Hirse</w:t>
-      </w:r>
-      <w:r>
-        <w:rPr>
-          <w:rFonts w:ascii="Arial" w:hAnsi="Arial" w:cs="Arial"/>
-          <w:sz w:val="24"/>
-          <w:szCs w:val="24"/>
-        </w:rPr>
-        <w:t>gegart</w:t>
-      </w:r>
-      <w:r>
-        <w:rPr>
-          <w:rFonts w:ascii="Arial" w:hAnsi="Arial" w:cs="Arial"/>
-          <w:sz w:val="24"/>
-          <w:szCs w:val="24"/>
-        </w:rPr>
-        <w:t xml:space="preserve"> 400</w:t>
+      <w:r>
+        <w:rPr>
+          <w:rFonts w:ascii="Arial" w:hAnsi="Arial" w:cs="Arial"/>
+          <w:sz w:val="24"/>
+          <w:szCs w:val="24"/>
+        </w:rPr>
+        <w:t>Urd</w:t>
+      </w:r>
+      <w:r>
+        <w:rPr>
+          <w:rFonts w:ascii="Arial" w:hAnsi="Arial" w:cs="Arial"/>
+          <w:sz w:val="24"/>
+          <w:szCs w:val="24"/>
+        </w:rPr>
+        <w:t>in</w:t>
+      </w:r>
+      <w:r>
+        <w:rPr>
+          <w:rFonts w:ascii="Arial" w:hAnsi="Arial" w:cs="Arial"/>
+          <w:sz w:val="24"/>
+          <w:szCs w:val="24"/>
+        </w:rPr>
+        <w:t>k</w:t>
+      </w:r>
+      <w:r>
+        <w:rPr>
+          <w:rFonts w:ascii="Arial" w:hAnsi="Arial" w:cs="Arial"/>
+          <w:sz w:val="24"/>
+          <w:szCs w:val="24"/>
+        </w:rPr>
+        <w:t>el</w:t>
+      </w:r>
+      <w:r>
+        <w:rPr>
+          <w:rFonts w:ascii="Arial" w:hAnsi="Arial" w:cs="Arial"/>
+          <w:sz w:val="24"/>
+          <w:szCs w:val="24"/>
+        </w:rPr>
+        <w:t>nudelngegart 100</w:t>
       </w:r>
       <w:r>
         <w:rPr>
@@ -645,616 +959,10 @@
           <w:sz w:val="24"/>
           <w:szCs w:val="24"/>
         </w:rPr>
-        <w:t>g</w:t>
-      </w:r>
-      <w:r>
-        <w:rPr>
-          <w:rFonts w:ascii="Arial" w:hAnsi="Arial" w:cs="Arial"/>
-          <w:sz w:val="24"/>
-          <w:szCs w:val="24"/>
-        </w:rPr>
-        <w:t xml:space="preserve"> 16 mg</w:t>
-      </w:r>
-    </w:p>
-    <w:p>
-      <w:pPr>
-        <w:rPr>
-          <w:rFonts w:ascii="Arial" w:hAnsi="Arial" w:cs="Arial"/>
-          <w:sz w:val="24"/>
-          <w:szCs w:val="24"/>
-        </w:rPr>
-      </w:pPr>
-      <w:proofErr w:type="spellStart"/>
-      <w:r>
-        <w:rPr>
-          <w:rFonts w:ascii="Arial" w:hAnsi="Arial" w:cs="Arial"/>
-          <w:sz w:val="24"/>
-          <w:szCs w:val="24"/>
-        </w:rPr>
-        <w:t>Quin</w:t>
-      </w:r>
-      <w:r>
-        <w:rPr>
-          <w:rFonts w:ascii="Arial" w:hAnsi="Arial" w:cs="Arial"/>
-          <w:sz w:val="24"/>
-          <w:szCs w:val="24"/>
-        </w:rPr>
-        <w:t>oa</w:t>
-      </w:r>
-      <w:r>
-        <w:rPr>
-          <w:rFonts w:ascii="Arial" w:hAnsi="Arial" w:cs="Arial"/>
-          <w:sz w:val="24"/>
-          <w:szCs w:val="24"/>
-        </w:rPr>
-        <w:t>gegart</w:t>
-      </w:r>
-      <w:proofErr w:type="spellEnd"/>
-      <w:r>
-        <w:rPr>
-          <w:rFonts w:ascii="Arial" w:hAnsi="Arial" w:cs="Arial"/>
-          <w:sz w:val="24"/>
-          <w:szCs w:val="24"/>
-        </w:rPr>
-        <w:t xml:space="preserve"> 390 g 94 mg</w:t>
-      </w:r>
-    </w:p>
-    <w:p>
-      <w:pPr>
-        <w:rPr>
-          <w:rFonts w:ascii="Arial" w:hAnsi="Arial" w:cs="Arial"/>
-          <w:sz w:val="24"/>
-          <w:szCs w:val="24"/>
-        </w:rPr>
-      </w:pPr>
-      <w:proofErr w:type="spellStart"/>
-      <w:r>
-        <w:rPr>
-          <w:rFonts w:ascii="Arial" w:hAnsi="Arial" w:cs="Arial"/>
-          <w:sz w:val="24"/>
-          <w:szCs w:val="24"/>
-        </w:rPr>
-        <w:t>Kartoffeln</w:t>
-      </w:r>
-      <w:r>
-        <w:rPr>
-          <w:rFonts w:ascii="Arial" w:hAnsi="Arial" w:cs="Arial"/>
-          <w:sz w:val="24"/>
-          <w:szCs w:val="24"/>
-        </w:rPr>
-        <w:t>gegart</w:t>
-      </w:r>
-      <w:proofErr w:type="spellEnd"/>
-      <w:r>
-        <w:rPr>
-          <w:rFonts w:ascii="Arial" w:hAnsi="Arial" w:cs="Arial"/>
-          <w:sz w:val="24"/>
-          <w:szCs w:val="24"/>
-        </w:rPr>
-        <w:t xml:space="preserve"> 400 </w:t>
-      </w:r>
-      <w:r>
-        <w:rPr>
-          <w:rFonts w:ascii="Arial" w:hAnsi="Arial" w:cs="Arial"/>
-          <w:sz w:val="24"/>
-          <w:szCs w:val="24"/>
-        </w:rPr>
-        <w:t>g 36 mg</w:t>
-      </w:r>
-    </w:p>
-    <w:p>
-      <w:pPr>
-        <w:rPr>
-          <w:rFonts w:ascii="Arial" w:hAnsi="Arial" w:cs="Arial"/>
-          <w:sz w:val="24"/>
-          <w:szCs w:val="24"/>
-        </w:rPr>
-      </w:pPr>
-      <w:r>
-        <w:rPr>
-          <w:rFonts w:ascii="Arial" w:hAnsi="Arial" w:cs="Arial"/>
-          <w:sz w:val="24"/>
-          <w:szCs w:val="24"/>
-        </w:rPr>
-        <w:t>Vollkornreis</w:t>
-      </w:r>
-      <w:r>
-        <w:rPr>
-          <w:rFonts w:ascii="Arial" w:hAnsi="Arial" w:cs="Arial"/>
-          <w:sz w:val="24"/>
-          <w:szCs w:val="24"/>
-        </w:rPr>
-        <w:t>gegart</w:t>
-      </w:r>
-      <w:r>
-        <w:rPr>
-          <w:rFonts w:ascii="Arial" w:hAnsi="Arial" w:cs="Arial"/>
-          <w:sz w:val="24"/>
-          <w:szCs w:val="24"/>
-        </w:rPr>
-        <w:t xml:space="preserve"> 245 g </w:t>
-      </w:r>
-      <w:r>
-        <w:rPr>
-          <w:rFonts w:ascii="Arial" w:hAnsi="Arial" w:cs="Arial"/>
-          <w:sz w:val="24"/>
-          <w:szCs w:val="24"/>
-        </w:rPr>
-        <w:t>22 mg</w:t>
-      </w:r>
-    </w:p>
-    <w:p>
-      <w:pPr>
-        <w:rPr>
-          <w:rFonts w:ascii="Arial" w:hAnsi="Arial" w:cs="Arial"/>
-          <w:sz w:val="24"/>
-          <w:szCs w:val="24"/>
-        </w:rPr>
-      </w:pPr>
-      <w:r>
-        <w:rPr>
-          <w:rFonts w:ascii="Arial" w:hAnsi="Arial" w:cs="Arial"/>
-          <w:sz w:val="24"/>
-          <w:szCs w:val="24"/>
-        </w:rPr>
-        <w:t xml:space="preserve"> </w:t>
-      </w:r>
-    </w:p>
-    <w:p>
-      <w:pPr>
-        <w:rPr>
-          <w:rFonts w:ascii="Arial" w:hAnsi="Arial" w:cs="Arial"/>
-          <w:sz w:val="24"/>
-          <w:szCs w:val="24"/>
-        </w:rPr>
-      </w:pPr>
-      <w:r>
-        <w:rPr>
-          <w:rFonts w:ascii="Arial" w:hAnsi="Arial" w:cs="Arial"/>
-          <w:sz w:val="24"/>
-          <w:szCs w:val="24"/>
-        </w:rPr>
-        <w:t>Hähnchenbrustfilet</w:t>
-      </w:r>
-      <w:r>
-        <w:rPr>
-          <w:rFonts w:ascii="Arial" w:hAnsi="Arial" w:cs="Arial"/>
-          <w:sz w:val="24"/>
-          <w:szCs w:val="24"/>
-        </w:rPr>
-        <w:t>gebraten</w:t>
-      </w:r>
-      <w:r>
-        <w:rPr>
-          <w:rFonts w:ascii="Arial" w:hAnsi="Arial" w:cs="Arial"/>
-          <w:sz w:val="24"/>
-          <w:szCs w:val="24"/>
-        </w:rPr>
-        <w:t xml:space="preserve"> 100 g </w:t>
-      </w:r>
-      <w:r>
-        <w:rPr>
-          <w:rFonts w:ascii="Arial" w:hAnsi="Arial" w:cs="Arial"/>
-          <w:sz w:val="24"/>
-          <w:szCs w:val="24"/>
-        </w:rPr>
-        <w:t>16 mg</w:t>
-      </w:r>
-      <w:r>
-        <w:rPr>
-          <w:rFonts w:ascii="Arial" w:hAnsi="Arial" w:cs="Arial"/>
-          <w:sz w:val="24"/>
-          <w:szCs w:val="24"/>
-        </w:rPr>
-        <w:t xml:space="preserve"> </w:t>
-      </w:r>
-    </w:p>
-    <w:p>
-      <w:pPr>
-        <w:rPr>
-          <w:rFonts w:ascii="Arial" w:hAnsi="Arial" w:cs="Arial"/>
-          <w:sz w:val="24"/>
-          <w:szCs w:val="24"/>
-        </w:rPr>
-      </w:pPr>
-      <w:r>
-        <w:rPr>
-          <w:rFonts w:ascii="Arial" w:hAnsi="Arial" w:cs="Arial"/>
-          <w:sz w:val="24"/>
-          <w:szCs w:val="24"/>
-        </w:rPr>
-        <w:t xml:space="preserve">Lachsgekocht 120 g </w:t>
-      </w:r>
-      <w:r>
-        <w:rPr>
-          <w:rFonts w:ascii="Arial" w:hAnsi="Arial" w:cs="Arial"/>
-          <w:sz w:val="24"/>
-          <w:szCs w:val="24"/>
-        </w:rPr>
-        <w:t>20 mg</w:t>
-      </w:r>
-    </w:p>
-    <w:p>
-      <w:pPr>
-        <w:rPr>
-          <w:rFonts w:ascii="Arial" w:hAnsi="Arial" w:cs="Arial"/>
-          <w:sz w:val="24"/>
-          <w:szCs w:val="24"/>
-        </w:rPr>
-      </w:pPr>
-      <w:r>
-        <w:rPr>
-          <w:rFonts w:ascii="Arial" w:hAnsi="Arial" w:cs="Arial"/>
-          <w:sz w:val="24"/>
-          <w:szCs w:val="24"/>
-        </w:rPr>
-        <w:t>Eigelb</w:t>
-      </w:r>
-      <w:r>
-        <w:rPr>
-          <w:rFonts w:ascii="Arial" w:hAnsi="Arial" w:cs="Arial"/>
-          <w:sz w:val="24"/>
-          <w:szCs w:val="24"/>
-        </w:rPr>
-        <w:t>gegart</w:t>
-      </w:r>
-      <w:r>
-        <w:rPr>
-          <w:rFonts w:ascii="Arial" w:hAnsi="Arial" w:cs="Arial"/>
-          <w:sz w:val="24"/>
-          <w:szCs w:val="24"/>
-        </w:rPr>
-        <w:t xml:space="preserve"> 20 g </w:t>
-      </w:r>
-      <w:r>
-        <w:rPr>
-          <w:rFonts w:ascii="Arial" w:hAnsi="Arial" w:cs="Arial"/>
-          <w:sz w:val="24"/>
-          <w:szCs w:val="24"/>
-        </w:rPr>
-        <w:t>27 mg</w:t>
-      </w:r>
-    </w:p>
-    <w:p>
-      <w:pPr>
-        <w:rPr>
-          <w:rFonts w:ascii="Arial" w:hAnsi="Arial" w:cs="Arial"/>
-          <w:sz w:val="24"/>
-          <w:szCs w:val="24"/>
-        </w:rPr>
-      </w:pPr>
-    </w:p>
-    <w:p>
-      <w:pPr>
-        <w:rPr>
-          <w:rFonts w:ascii="Arial" w:hAnsi="Arial" w:cs="Arial"/>
-          <w:sz w:val="24"/>
-          <w:szCs w:val="24"/>
-        </w:rPr>
-      </w:pPr>
-      <w:r>
-        <w:rPr>
-          <w:rFonts w:ascii="Arial" w:hAnsi="Arial" w:cs="Arial"/>
-          <w:sz w:val="24"/>
-          <w:szCs w:val="24"/>
-        </w:rPr>
-        <w:lastRenderedPageBreak/>
-        <w:t xml:space="preserve">Skyr 200 g </w:t>
-      </w:r>
-      <w:r>
-        <w:rPr>
-          <w:rFonts w:ascii="Arial" w:hAnsi="Arial" w:cs="Arial"/>
-          <w:sz w:val="24"/>
-          <w:szCs w:val="24"/>
-        </w:rPr>
-        <w:t>184 mg</w:t>
-      </w:r>
-    </w:p>
-    <w:p>
-      <w:pPr>
-        <w:rPr>
-          <w:rFonts w:ascii="Arial" w:hAnsi="Arial" w:cs="Arial"/>
-          <w:sz w:val="24"/>
-          <w:szCs w:val="24"/>
-        </w:rPr>
-      </w:pPr>
-      <w:r>
-        <w:rPr>
-          <w:rFonts w:ascii="Arial" w:hAnsi="Arial" w:cs="Arial"/>
-          <w:sz w:val="24"/>
-          <w:szCs w:val="24"/>
-        </w:rPr>
-        <w:t xml:space="preserve">Macadamianuss 25 g </w:t>
-      </w:r>
-      <w:r>
-        <w:rPr>
-          <w:rFonts w:ascii="Arial" w:hAnsi="Arial" w:cs="Arial"/>
-          <w:sz w:val="24"/>
-          <w:szCs w:val="24"/>
-        </w:rPr>
-        <w:t>12 mg</w:t>
-      </w:r>
-    </w:p>
-    <w:p>
-      <w:pPr>
-        <w:rPr>
-          <w:rFonts w:ascii="Arial" w:hAnsi="Arial" w:cs="Arial"/>
-          <w:sz w:val="24"/>
-          <w:szCs w:val="24"/>
-        </w:rPr>
-      </w:pPr>
-      <w:proofErr w:type="spellStart"/>
-      <w:r>
-        <w:rPr>
-          <w:rFonts w:ascii="Arial" w:hAnsi="Arial" w:cs="Arial"/>
-          <w:sz w:val="24"/>
-          <w:szCs w:val="24"/>
-        </w:rPr>
-        <w:t>geröstetegesalzeneKürbiskerne</w:t>
-      </w:r>
-      <w:proofErr w:type="spellEnd"/>
-      <w:r>
-        <w:rPr>
-          <w:rFonts w:ascii="Arial" w:hAnsi="Arial" w:cs="Arial"/>
-          <w:sz w:val="24"/>
-          <w:szCs w:val="24"/>
-        </w:rPr>
-        <w:t xml:space="preserve"> 25 g</w:t>
-      </w:r>
-      <w:r>
-        <w:rPr>
-          <w:rFonts w:ascii="Arial" w:hAnsi="Arial" w:cs="Arial"/>
-          <w:sz w:val="24"/>
-          <w:szCs w:val="24"/>
-        </w:rPr>
-        <w:t xml:space="preserve"> 3 mg</w:t>
-      </w:r>
-      <w:r>
-        <w:rPr>
-          <w:rFonts w:ascii="Arial" w:hAnsi="Arial" w:cs="Arial"/>
-          <w:sz w:val="24"/>
-          <w:szCs w:val="24"/>
-        </w:rPr>
-        <w:t xml:space="preserve"> </w:t>
-      </w:r>
-    </w:p>
-    <w:p>
-      <w:pPr>
-        <w:rPr>
-          <w:rFonts w:ascii="Arial" w:hAnsi="Arial" w:cs="Arial"/>
-          <w:sz w:val="24"/>
-          <w:szCs w:val="24"/>
-        </w:rPr>
-      </w:pPr>
-      <w:r>
-        <w:rPr>
-          <w:rFonts w:ascii="Arial" w:hAnsi="Arial" w:cs="Arial"/>
-          <w:sz w:val="24"/>
-          <w:szCs w:val="24"/>
-        </w:rPr>
-        <w:t xml:space="preserve">Kürbiskerne 25 g </w:t>
-      </w:r>
-      <w:r>
-        <w:rPr>
-          <w:rFonts w:ascii="Arial" w:hAnsi="Arial" w:cs="Arial"/>
-          <w:sz w:val="24"/>
-          <w:szCs w:val="24"/>
-        </w:rPr>
-        <w:t>3 mg</w:t>
-      </w:r>
-    </w:p>
-    <w:p>
-      <w:pPr>
-        <w:rPr>
-          <w:rFonts w:ascii="Arial" w:hAnsi="Arial" w:cs="Arial"/>
-          <w:sz w:val="24"/>
-          <w:szCs w:val="24"/>
-        </w:rPr>
-      </w:pPr>
-      <w:r>
-        <w:rPr>
-          <w:rFonts w:ascii="Arial" w:hAnsi="Arial" w:cs="Arial"/>
-          <w:sz w:val="24"/>
-          <w:szCs w:val="24"/>
-        </w:rPr>
-        <w:t xml:space="preserve">Paranuss 4 g </w:t>
-      </w:r>
-      <w:r>
-        <w:rPr>
-          <w:rFonts w:ascii="Arial" w:hAnsi="Arial" w:cs="Arial"/>
-          <w:sz w:val="24"/>
-          <w:szCs w:val="24"/>
-        </w:rPr>
-        <w:t>5 mg</w:t>
-      </w:r>
-    </w:p>
-    <w:p>
-      <w:pPr>
-        <w:rPr>
-          <w:rFonts w:ascii="Arial" w:hAnsi="Arial" w:cs="Arial"/>
-          <w:sz w:val="24"/>
-          <w:szCs w:val="24"/>
-        </w:rPr>
-      </w:pPr>
-      <w:r>
-        <w:rPr>
-          <w:rFonts w:ascii="Arial" w:hAnsi="Arial" w:cs="Arial"/>
-          <w:sz w:val="24"/>
-          <w:szCs w:val="24"/>
-        </w:rPr>
-        <w:t xml:space="preserve">Walnuss 20 g </w:t>
-      </w:r>
-      <w:r>
-        <w:rPr>
-          <w:rFonts w:ascii="Arial" w:hAnsi="Arial" w:cs="Arial"/>
-          <w:sz w:val="24"/>
-          <w:szCs w:val="24"/>
-        </w:rPr>
-        <w:t>17 mg</w:t>
-      </w:r>
-    </w:p>
-    <w:p>
-      <w:pPr>
-        <w:rPr>
-          <w:rFonts w:ascii="Arial" w:hAnsi="Arial" w:cs="Arial"/>
-          <w:sz w:val="24"/>
-          <w:szCs w:val="24"/>
-        </w:rPr>
-      </w:pPr>
-    </w:p>
-    <w:p>
-      <w:pPr>
-        <w:rPr>
-          <w:rFonts w:ascii="Arial" w:hAnsi="Arial" w:cs="Arial"/>
-          <w:sz w:val="24"/>
-          <w:szCs w:val="24"/>
-        </w:rPr>
-      </w:pPr>
-      <w:r>
-        <w:rPr>
-          <w:rFonts w:ascii="Arial" w:hAnsi="Arial" w:cs="Arial"/>
-          <w:sz w:val="24"/>
-          <w:szCs w:val="24"/>
-        </w:rPr>
-        <w:t xml:space="preserve">Zucchinigegart 130 g </w:t>
-      </w:r>
-      <w:r>
-        <w:rPr>
-          <w:rFonts w:ascii="Arial" w:hAnsi="Arial" w:cs="Arial"/>
-          <w:sz w:val="24"/>
-          <w:szCs w:val="24"/>
-        </w:rPr>
-        <w:t>42 mg</w:t>
-      </w:r>
-    </w:p>
-    <w:p>
-      <w:pPr>
-        <w:rPr>
-          <w:rFonts w:ascii="Arial" w:hAnsi="Arial" w:cs="Arial"/>
-          <w:sz w:val="24"/>
-          <w:szCs w:val="24"/>
-        </w:rPr>
-      </w:pPr>
-      <w:proofErr w:type="spellStart"/>
-      <w:r>
-        <w:rPr>
-          <w:rFonts w:ascii="Arial" w:hAnsi="Arial" w:cs="Arial"/>
-          <w:sz w:val="24"/>
-          <w:szCs w:val="24"/>
-        </w:rPr>
-        <w:t>Gurkegegart</w:t>
-      </w:r>
-      <w:proofErr w:type="spellEnd"/>
-      <w:r>
-        <w:rPr>
-          <w:rFonts w:ascii="Arial" w:hAnsi="Arial" w:cs="Arial"/>
-          <w:sz w:val="24"/>
-          <w:szCs w:val="24"/>
-        </w:rPr>
-        <w:t xml:space="preserve"> 130 g </w:t>
-      </w:r>
-      <w:r>
-        <w:rPr>
-          <w:rFonts w:ascii="Arial" w:hAnsi="Arial" w:cs="Arial"/>
-          <w:sz w:val="24"/>
-          <w:szCs w:val="24"/>
-        </w:rPr>
-        <w:t>21 mg</w:t>
-      </w:r>
-    </w:p>
-    <w:p>
-      <w:pPr>
-        <w:rPr>
-          <w:rFonts w:ascii="Arial" w:hAnsi="Arial" w:cs="Arial"/>
-          <w:sz w:val="24"/>
-          <w:szCs w:val="24"/>
-        </w:rPr>
-      </w:pPr>
-      <w:proofErr w:type="spellStart"/>
-      <w:r>
-        <w:rPr>
-          <w:rFonts w:ascii="Arial" w:hAnsi="Arial" w:cs="Arial"/>
-          <w:sz w:val="24"/>
-          <w:szCs w:val="24"/>
-        </w:rPr>
-        <w:t>Urd</w:t>
-      </w:r>
-      <w:r>
-        <w:rPr>
-          <w:rFonts w:ascii="Arial" w:hAnsi="Arial" w:cs="Arial"/>
-          <w:sz w:val="24"/>
-          <w:szCs w:val="24"/>
-        </w:rPr>
-        <w:t>in</w:t>
-      </w:r>
-      <w:r>
-        <w:rPr>
-          <w:rFonts w:ascii="Arial" w:hAnsi="Arial" w:cs="Arial"/>
-          <w:sz w:val="24"/>
-          <w:szCs w:val="24"/>
-        </w:rPr>
-        <w:t>k</w:t>
-      </w:r>
-      <w:r>
-        <w:rPr>
-          <w:rFonts w:ascii="Arial" w:hAnsi="Arial" w:cs="Arial"/>
-          <w:sz w:val="24"/>
-          <w:szCs w:val="24"/>
-        </w:rPr>
-        <w:t>el</w:t>
-      </w:r>
-      <w:r>
-        <w:rPr>
-          <w:rFonts w:ascii="Arial" w:hAnsi="Arial" w:cs="Arial"/>
-          <w:sz w:val="24"/>
-          <w:szCs w:val="24"/>
-        </w:rPr>
-        <w:t>nudelngegart</w:t>
-      </w:r>
-      <w:proofErr w:type="spellEnd"/>
-      <w:r>
-        <w:rPr>
-          <w:rFonts w:ascii="Arial" w:hAnsi="Arial" w:cs="Arial"/>
-          <w:sz w:val="24"/>
-          <w:szCs w:val="24"/>
-        </w:rPr>
-        <w:t xml:space="preserve"> 100</w:t>
-      </w:r>
-      <w:r>
-        <w:rPr>
-          <w:rFonts w:ascii="Arial" w:hAnsi="Arial" w:cs="Arial"/>
-          <w:sz w:val="24"/>
-          <w:szCs w:val="24"/>
-        </w:rPr>
-        <w:t xml:space="preserve"> </w:t>
-      </w:r>
-      <w:r>
-        <w:rPr>
-          <w:rFonts w:ascii="Arial" w:hAnsi="Arial" w:cs="Arial"/>
-          <w:sz w:val="24"/>
-          <w:szCs w:val="24"/>
-        </w:rPr>
         <w:t>g 38 mg</w:t>
       </w:r>
-    </w:p>
-    <w:bookmarkEnd w:id="0"/>
-    <w:p>
-      <w:pPr>
-        <w:rPr>
-          <w:sz w:val="24"/>
-          <w:szCs w:val="24"/>
-        </w:rPr>
-      </w:pPr>
-    </w:p>
-    <w:p>
-      <w:pPr>
-        <w:rPr>
-          <w:sz w:val="24"/>
-          <w:szCs w:val="24"/>
-        </w:rPr>
-      </w:pPr>
-    </w:p>
-    <w:p/>
+      <w:bookmarkEnd w:id="0"/>
+    </w:p>
     <w:sectPr>
       <w:pgSz w:w="11906" w:h="16838"/>
       <w:pgMar w:top="1417" w:right="1417" w:bottom="1134" w:left="1417" w:header="708" w:footer="708" w:gutter="0"/>
